--- a/papers/_sources/rope_alpha_paper.docx
+++ b/papers/_sources/rope_alpha_paper.docx
@@ -31,7 +31,7 @@
           <w:sz w:val="24"/>
           <w:szCs w:val="24"/>
         </w:rPr>
-        <w:t xml:space="preserve">The Electron-Dressing Chain 1/α = 4π³ D_E, Every Factor Derived, One Residual Open</w:t>
+        <w:t xml:space="preserve">The Electron-Dressing Chain 1/α = 4π³ D_E, Every Factor Derived, One Residual Fenced</w:t>
       </w:r>
     </w:p>
     <w:p>
@@ -101,7 +101,7 @@
           <w:sz w:val="19"/>
           <w:szCs w:val="19"/>
         </w:rPr>
-        <w:t xml:space="preserve">Not a derivation of α’s value. A reduction of 1/α to one blind number times a fully-derived prefactor, pinned against a construction with no continuous dials, with a single +178.8 ppm (0.018%) residual named and open.</w:t>
+        <w:t xml:space="preserve">Not a derivation of α’s value. A reduction of 1/α to one blind number times a fully-derived prefactor, pinned against a construction with no continuous dials, with a single +178.8 ppm (0.018%) residual named, run to ground, and fenced as quantum-radiative (Commission LEAD-RAD, outcome 4).</w:t>
       </w:r>
     </w:p>
     <w:p>
@@ -197,7 +197,7 @@
           <w:sz w:val="22"/>
           <w:szCs w:val="22"/>
         </w:rPr>
-        <w:t xml:space="preserve"> is computed blind from a boundary-value solver on the rotating electron terminus, and the prefactor 4π³ is derived across three independent gates. The same convention structure reproduces the electron’s magnetic moment (Dirac g = 2, with its residual localized on the Schwinger term α/2π to 0.15%) and the 13.6 eV atomic binding, out of sample. The headline is stated exactly and held throughout: this is a reduction of 1/α to one blind number times a derived prefactor, not a derivation of α’s value; the +178.8 ppm (0.018%) residual is the single unexplained number, cornered as radiative physics the static construction does not contain.</w:t>
+        <w:t xml:space="preserve"> is computed blind from a boundary-value solver on the rotating electron terminus, and the prefactor 4π³ is derived across three independent gates. The same convention structure reproduces the electron’s magnetic moment (Dirac g = 2, with its residual localized on the Schwinger term α/2π to 0.15%) and the 13.6 eV atomic binding, out of sample. The headline is stated exactly and held throughout: this is a reduction of 1/α to one blind number times a derived prefactor, not a derivation of α’s value; the +178.8 ppm (0.018%) residual is the single unexplained number, cornered as radiative physics the static construction does not contain, and — following the LEAD-RAD run (August 2026) — fenced as quantum-radiative: the back-reaction weight is cutoff-defined, and the corpus contains no α-independent regulator.</w:t>
       </w:r>
     </w:p>
     <w:p>
@@ -701,7 +701,7 @@
           <w:sz w:val="22"/>
           <w:szCs w:val="22"/>
         </w:rPr>
-        <w:t xml:space="preserve">: no omitted energy channel among the registered electron structures. Both closures corner the residual as radiative physics the static construction cannot contain by construction — the same class as the g = 2 Schwinger gap (section 4). That radiative back-reaction is chartered as the one remaining lead, with its second prediction pre-installed: a single mechanism must produce both the α residual and the g = 2 gap, or the lead dies.</w:t>
+        <w:t xml:space="preserve">: no omitted energy channel among the registered electron structures. Both closures corner the residual as radiative physics the static construction cannot contain by construction — the same class as the g = 2 Schwinger gap (section 4). That radiative back-reaction was chartered as the one remaining lead, with its second prediction pre-installed (a single mechanism must produce both the α residual and the g = 2 gap, or the lead dies), and was then run blind (Commission LEAD-RAD, August 2026). The run closed at the charter’s outcome 4, the quantum fence, reached constructively: both observable functionals were built from one retarded-kernel mechanism; the energy-side weight on the committed profile is finite and derived, but the moment-side weight is cutoff-defined — the static subtraction leaves a reactive divergence growing as the 1/3 power of the angular cutoff, the radiative rotating-frame budget vanishes identically (E − ΩL = 0 per mode, a derived identity), and no α-independent registered core scale exists to regulate the remainder. The two-target arbiter therefore forbade any confrontation; α never entered the room. The residual and the Schwinger-class moment gap are fenced as quantum-radiative: not derived, not refuted. The fence re-opens at exactly one number if a core scale is ever registered by an α-independent route.</w:t>
       </w:r>
     </w:p>
     <w:p>
@@ -1135,7 +1135,7 @@
           <w:sz w:val="22"/>
           <w:szCs w:val="22"/>
         </w:rPr>
-        <w:t xml:space="preserve">. Whether the last residual falls (deriving α) or is the quantum/radiative wall is the single decisive open question, chartered for a later deliberate go-decision.</w:t>
+        <w:t xml:space="preserve">. The last residual question is now answered at the classical level: the LEAD-RAD run (August 2026) closed at the quantum fence, so the residual is the quantum/radiative wall — reached constructively (a cutoff-defined weight at power 1/3), not by elimination. The classical arc is complete; the fence re-opens only if an α-independent core scale is ever registered.</w:t>
       </w:r>
     </w:p>
     <w:p>

--- a/papers/_sources/rope_alpha_paper.docx
+++ b/papers/_sources/rope_alpha_paper.docx
@@ -48,7 +48,7 @@
           <w:sz w:val="20"/>
           <w:szCs w:val="20"/>
         </w:rPr>
-        <w:t xml:space="preserve">A Technical Report of the Rope Framework Programme</w:t>
+        <w:t xml:space="preserve">A Technical Report of the Mesh Framework Programme</w:t>
       </w:r>
     </w:p>
     <w:p>
@@ -111,6 +111,20 @@
     </w:p>
     <w:p>
       <w:pPr>
+        <w:spacing w:after="160" w:before="0" w:line="276"/>
+        <w:jc w:val="both"/>
+      </w:pPr>
+      <w:r>
+        <w:rPr>
+          <w:rFonts w:ascii="Times New Roman" w:cs="Times New Roman" w:eastAsia="Times New Roman" w:hAnsi="Times New Roman"/>
+          <w:sz w:val="24"/>
+          <w:szCs w:val="24"/>
+        </w:rPr>
+        <w:t xml:space="preserve">Naming note (5 September 2026). This programme is now the Mesh Programme and the theory it develops the mesh framework; 'the rope framework' in earlier revisions reads 'the mesh framework'. 'Rope' remains the name of the two-strand wound object, and the Rope Hypothesis credited to Bill Gaede keeps its name. Identifiers (repository, rope_solver, file names, claim IDs) are unchanged.</w:t>
+      </w:r>
+    </w:p>
+    <w:p>
+      <w:pPr>
         <w:pStyle w:val="Heading1"/>
         <w:spacing w:after="140" w:before="280"/>
       </w:pPr>
@@ -137,7 +151,7 @@
           <w:sz w:val="22"/>
           <w:szCs w:val="22"/>
         </w:rPr>
-        <w:t xml:space="preserve">This report presents the electron-dressing route to the fine-structure constant, registered in the Rope Framework corpus as claim </w:t>
+        <w:t xml:space="preserve">This report presents the electron-dressing route to the fine-structure constant, registered in the Mesh Framework corpus as claim </w:t>
       </w:r>
       <w:r>
         <w:rPr>
